--- a/docs/docx/WRITING_GUIDE.docx
+++ b/docs/docx/WRITING_GUIDE.docx
@@ -30,7 +30,7 @@
           <w:rPr>
             <w:color w:val="176B87"/>
           </w:rPr>
-          <w:t>20-figure catalog</w:t>
+          <w:t>research questions and contributions</w:t>
         </w:r>
       </w:hyperlink>
       <w:r>
@@ -41,13 +41,35 @@
           <w:rPr>
             <w:color w:val="176B87"/>
           </w:rPr>
+          <w:t>architecture guide</w:t>
+        </w:r>
+      </w:hyperlink>
+      <w:r>
+        <w:t xml:space="preserve">, </w:t>
+      </w:r>
+      <w:hyperlink r:id="rId14">
+        <w:r>
+          <w:rPr>
+            <w:color w:val="176B87"/>
+          </w:rPr>
+          <w:t>20-figure catalog</w:t>
+        </w:r>
+      </w:hyperlink>
+      <w:r>
+        <w:t xml:space="preserve">, </w:t>
+      </w:r>
+      <w:hyperlink r:id="rId15">
+        <w:r>
+          <w:rPr>
+            <w:color w:val="176B87"/>
+          </w:rPr>
           <w:t>editable tables</w:t>
         </w:r>
       </w:hyperlink>
       <w:r>
         <w:t xml:space="preserve"> and </w:t>
       </w:r>
-      <w:hyperlink r:id="rId14">
+      <w:hyperlink r:id="rId16">
         <w:r>
           <w:rPr>
             <w:color w:val="176B87"/>
@@ -377,7 +399,7 @@
               <w:rPr>
                 <w:sz w:val="17"/>
               </w:rPr>
-              <w:t>Frozen source snapshots, resolved configurations, objective audit</w:t>
+              <w:t>Architecture plates A/B, source snapshots, resolved configurations, objective audit</w:t>
             </w:r>
           </w:p>
         </w:tc>
@@ -829,7 +851,39 @@
       <w:r>
         <w:t xml:space="preserve">The </w:t>
       </w:r>
-      <w:hyperlink r:id="rId12">
+      <w:hyperlink r:id="rId17">
+        <w:r>
+          <w:rPr>
+            <w:color w:val="176B87"/>
+          </w:rPr>
+          <w:t>architecture plate</w:t>
+        </w:r>
+      </w:hyperlink>
+      <w:r>
+        <w:t xml:space="preserve"> adds an original network overview and enlarged fusion view, with editable SVG, vector PDF and 400-dpi PNG exports. The </w:t>
+      </w:r>
+      <w:hyperlink r:id="rId13">
+        <w:r>
+          <w:rPr>
+            <w:color w:val="176B87"/>
+          </w:rPr>
+          <w:t>architecture report</w:t>
+        </w:r>
+      </w:hyperlink>
+      <w:r>
+        <w:t xml:space="preserve"> supplies captions, equations, tensor shapes, training/inference distinctions and direct source links. Place the overview in Methods and retain the fusion detail in a supplement when column width makes the full plate difficult to read. These two explanatory drawings are separate from the stable 20-figure Kaggle result catalog; numbering can be adapted to the venue.</w:t>
+      </w:r>
+    </w:p>
+    <w:p>
+      <w:r>
+        <w:t>Use the README's five research questions as an editorial outline, with the dated plan and frozen protocols establishing the actual timing of the comparisons. The question wording was added after the experiments. Define novelty narrowly as the contribution of the completed controlled evaluation; the architecture is a tested hypothesis whose advantage over quality omission was not supported. Retain the positive main mean-subset consistency contrast and the QMMF-versus-shuffled-quality worst-subset contrast, alongside uncertain and negative comparisons. Degrading performance by misaligning descriptors does not demonstrate an advantage over leaving descriptors out.</w:t>
+      </w:r>
+    </w:p>
+    <w:p>
+      <w:r>
+        <w:t xml:space="preserve">The </w:t>
+      </w:r>
+      <w:hyperlink r:id="rId14">
         <w:r>
           <w:rPr>
             <w:color w:val="176B87"/>
@@ -840,7 +894,7 @@
       <w:r>
         <w:t xml:space="preserve"> contains full captions, source links and interpretation boundaries. Each figure has PNG, PDF, SVG and plotted-data CSV files. Figures 01–18 and 20 have vector chart elements; Figure 19 preserves the original raster montage in PNG/PDF and uses a raster wrapper for SVG. Its </w:t>
       </w:r>
-      <w:hyperlink r:id="rId15">
+      <w:hyperlink r:id="rId18">
         <w:r>
           <w:rPr>
             <w:color w:val="176B87"/>
@@ -853,7 +907,7 @@
       </w:r>
     </w:p>
     <w:p>
-      <w:hyperlink r:id="rId16">
+      <w:hyperlink r:id="rId19">
         <w:r>
           <w:rPr>
             <w:color w:val="176B87"/>
@@ -881,7 +935,7 @@
       <w:r>
         <w:t xml:space="preserve">Use the </w:t>
       </w:r>
-      <w:hyperlink r:id="rId17">
+      <w:hyperlink r:id="rId20">
         <w:r>
           <w:rPr>
             <w:color w:val="176B87"/>
@@ -892,7 +946,7 @@
       <w:r>
         <w:t xml:space="preserve"> when drafting results and discussion. It ties each proposed statement to a file, figure and limitation. Source papers are included in </w:t>
       </w:r>
-      <w:hyperlink r:id="rId14">
+      <w:hyperlink r:id="rId16">
         <w:r>
           <w:rPr>
             <w:color w:val="176B87"/>
@@ -903,7 +957,7 @@
       <w:r>
         <w:t xml:space="preserve">; the </w:t>
       </w:r>
-      <w:hyperlink r:id="rId18">
+      <w:hyperlink r:id="rId21">
         <w:r>
           <w:rPr>
             <w:color w:val="176B87"/>
@@ -932,7 +986,7 @@
       <w:r>
         <w:t xml:space="preserve">The </w:t>
       </w:r>
-      <w:hyperlink r:id="rId19">
+      <w:hyperlink r:id="rId22">
         <w:r>
           <w:rPr>
             <w:color w:val="176B87"/>
